--- a/public/modelos/folha-alteracoes-plantao-kilo.docx
+++ b/public/modelos/folha-alteracoes-plantao-kilo.docx
@@ -251,6 +251,84 @@
                 <w:rFonts w:ascii="Arial" w:hAnsi="Arial"/>
                 <w:sz w:val="18"/>
               </w:rPr>
+              <w:t xml:space="preserve">20</w:t>
+            </w:r>
+          </w:p>
+        </w:tc>
+        <w:tc>
+          <w:tcPr>
+            <w:tcW w:w="1700" w:type="dxa"/>
+            <w:vAlign w:val="center"/>
+          </w:tcPr>
+          <w:p>
+            <w:pPr>
+              <w:jc w:val="center"/>
+              <w:spacing w:after="20" w:before="20" w:line="240" w:lineRule="auto"/>
+            </w:pPr>
+            <w:r>
+              <w:rPr>
+                <w:rFonts w:ascii="Arial" w:hAnsi="Arial"/>
+                <w:sz w:val="18"/>
+              </w:rPr>
+              <w:t xml:space="preserve">AL CFO PM</w:t>
+            </w:r>
+          </w:p>
+        </w:tc>
+        <w:tc>
+          <w:tcPr>
+            <w:tcW w:w="4500" w:type="dxa"/>
+            <w:vAlign w:val="center"/>
+          </w:tcPr>
+          <w:p>
+            <w:pPr>
+              <w:jc w:val="left"/>
+              <w:spacing w:after="20" w:before="20" w:line="240" w:lineRule="auto"/>
+            </w:pPr>
+            <w:r>
+              <w:rPr>
+                <w:rFonts w:ascii="Arial" w:hAnsi="Arial"/>
+                <w:sz w:val="18"/>
+              </w:rPr>
+              <w:t xml:space="preserve">TIBÚRCIO</w:t>
+            </w:r>
+          </w:p>
+        </w:tc>
+        <w:tc>
+          <w:tcPr>
+            <w:tcW w:w="2500" w:type="dxa"/>
+            <w:vAlign w:val="center"/>
+          </w:tcPr>
+          <w:p>
+            <w:pPr>
+              <w:jc w:val="left"/>
+              <w:spacing w:after="20" w:before="20" w:line="240" w:lineRule="auto"/>
+            </w:pPr>
+            <w:r>
+              <w:rPr>
+                <w:rFonts w:ascii="Arial" w:hAnsi="Arial"/>
+                <w:sz w:val="18"/>
+              </w:rPr>
+              <w:t xml:space="preserve"/>
+            </w:r>
+          </w:p>
+        </w:tc>
+      </w:tr>
+      <w:tr>
+        <w:tc>
+          <w:tcPr>
+            <w:tcW w:w="900" w:type="dxa"/>
+            <w:vAlign w:val="center"/>
+          </w:tcPr>
+          <w:p>
+            <w:pPr>
+              <w:jc w:val="center"/>
+              <w:spacing w:after="20" w:before="20" w:line="240" w:lineRule="auto"/>
+            </w:pPr>
+            <w:r>
+              <w:rPr>
+                <w:rFonts w:ascii="Arial" w:hAnsi="Arial"/>
+                <w:sz w:val="18"/>
+              </w:rPr>
               <w:t xml:space="preserve">26</w:t>
             </w:r>
           </w:p>
@@ -289,7 +367,7 @@
                 <w:rFonts w:ascii="Arial" w:hAnsi="Arial"/>
                 <w:sz w:val="18"/>
               </w:rPr>
-              <w:t xml:space="preserve">ANDRE</w:t>
+              <w:t xml:space="preserve">ANDRÉ</w:t>
             </w:r>
           </w:p>
         </w:tc>
@@ -407,6 +485,162 @@
                 <w:rFonts w:ascii="Arial" w:hAnsi="Arial"/>
                 <w:sz w:val="18"/>
               </w:rPr>
+              <w:t xml:space="preserve">58</w:t>
+            </w:r>
+          </w:p>
+        </w:tc>
+        <w:tc>
+          <w:tcPr>
+            <w:tcW w:w="1700" w:type="dxa"/>
+            <w:vAlign w:val="center"/>
+          </w:tcPr>
+          <w:p>
+            <w:pPr>
+              <w:jc w:val="center"/>
+              <w:spacing w:after="20" w:before="20" w:line="240" w:lineRule="auto"/>
+            </w:pPr>
+            <w:r>
+              <w:rPr>
+                <w:rFonts w:ascii="Arial" w:hAnsi="Arial"/>
+                <w:sz w:val="18"/>
+              </w:rPr>
+              <w:t xml:space="preserve">AL CFO PM</w:t>
+            </w:r>
+          </w:p>
+        </w:tc>
+        <w:tc>
+          <w:tcPr>
+            <w:tcW w:w="4500" w:type="dxa"/>
+            <w:vAlign w:val="center"/>
+          </w:tcPr>
+          <w:p>
+            <w:pPr>
+              <w:jc w:val="left"/>
+              <w:spacing w:after="20" w:before="20" w:line="240" w:lineRule="auto"/>
+            </w:pPr>
+            <w:r>
+              <w:rPr>
+                <w:rFonts w:ascii="Arial" w:hAnsi="Arial"/>
+                <w:sz w:val="18"/>
+              </w:rPr>
+              <w:t xml:space="preserve">JOHN FELIX</w:t>
+            </w:r>
+          </w:p>
+        </w:tc>
+        <w:tc>
+          <w:tcPr>
+            <w:tcW w:w="2500" w:type="dxa"/>
+            <w:vAlign w:val="center"/>
+          </w:tcPr>
+          <w:p>
+            <w:pPr>
+              <w:jc w:val="left"/>
+              <w:spacing w:after="20" w:before="20" w:line="240" w:lineRule="auto"/>
+            </w:pPr>
+            <w:r>
+              <w:rPr>
+                <w:rFonts w:ascii="Arial" w:hAnsi="Arial"/>
+                <w:sz w:val="18"/>
+              </w:rPr>
+              <w:t xml:space="preserve"/>
+            </w:r>
+          </w:p>
+        </w:tc>
+      </w:tr>
+      <w:tr>
+        <w:tc>
+          <w:tcPr>
+            <w:tcW w:w="900" w:type="dxa"/>
+            <w:vAlign w:val="center"/>
+          </w:tcPr>
+          <w:p>
+            <w:pPr>
+              <w:jc w:val="center"/>
+              <w:spacing w:after="20" w:before="20" w:line="240" w:lineRule="auto"/>
+            </w:pPr>
+            <w:r>
+              <w:rPr>
+                <w:rFonts w:ascii="Arial" w:hAnsi="Arial"/>
+                <w:sz w:val="18"/>
+              </w:rPr>
+              <w:t xml:space="preserve">61</w:t>
+            </w:r>
+          </w:p>
+        </w:tc>
+        <w:tc>
+          <w:tcPr>
+            <w:tcW w:w="1700" w:type="dxa"/>
+            <w:vAlign w:val="center"/>
+          </w:tcPr>
+          <w:p>
+            <w:pPr>
+              <w:jc w:val="center"/>
+              <w:spacing w:after="20" w:before="20" w:line="240" w:lineRule="auto"/>
+            </w:pPr>
+            <w:r>
+              <w:rPr>
+                <w:rFonts w:ascii="Arial" w:hAnsi="Arial"/>
+                <w:sz w:val="18"/>
+              </w:rPr>
+              <w:t xml:space="preserve">AL CFO PM</w:t>
+            </w:r>
+          </w:p>
+        </w:tc>
+        <w:tc>
+          <w:tcPr>
+            <w:tcW w:w="4500" w:type="dxa"/>
+            <w:vAlign w:val="center"/>
+          </w:tcPr>
+          <w:p>
+            <w:pPr>
+              <w:jc w:val="left"/>
+              <w:spacing w:after="20" w:before="20" w:line="240" w:lineRule="auto"/>
+            </w:pPr>
+            <w:r>
+              <w:rPr>
+                <w:rFonts w:ascii="Arial" w:hAnsi="Arial"/>
+                <w:sz w:val="18"/>
+              </w:rPr>
+              <w:t xml:space="preserve">TEREZA</w:t>
+            </w:r>
+          </w:p>
+        </w:tc>
+        <w:tc>
+          <w:tcPr>
+            <w:tcW w:w="2500" w:type="dxa"/>
+            <w:vAlign w:val="center"/>
+          </w:tcPr>
+          <w:p>
+            <w:pPr>
+              <w:jc w:val="left"/>
+              <w:spacing w:after="20" w:before="20" w:line="240" w:lineRule="auto"/>
+            </w:pPr>
+            <w:r>
+              <w:rPr>
+                <w:rFonts w:ascii="Arial" w:hAnsi="Arial"/>
+                <w:sz w:val="18"/>
+              </w:rPr>
+              <w:t xml:space="preserve"/>
+            </w:r>
+          </w:p>
+        </w:tc>
+      </w:tr>
+      <w:tr>
+        <w:tc>
+          <w:tcPr>
+            <w:tcW w:w="900" w:type="dxa"/>
+            <w:vAlign w:val="center"/>
+          </w:tcPr>
+          <w:p>
+            <w:pPr>
+              <w:jc w:val="center"/>
+              <w:spacing w:after="20" w:before="20" w:line="240" w:lineRule="auto"/>
+            </w:pPr>
+            <w:r>
+              <w:rPr>
+                <w:rFonts w:ascii="Arial" w:hAnsi="Arial"/>
+                <w:sz w:val="18"/>
+              </w:rPr>
               <w:t xml:space="preserve">65</w:t>
             </w:r>
           </w:p>
@@ -485,6 +719,84 @@
                 <w:rFonts w:ascii="Arial" w:hAnsi="Arial"/>
                 <w:sz w:val="18"/>
               </w:rPr>
+              <w:t xml:space="preserve">85</w:t>
+            </w:r>
+          </w:p>
+        </w:tc>
+        <w:tc>
+          <w:tcPr>
+            <w:tcW w:w="1700" w:type="dxa"/>
+            <w:vAlign w:val="center"/>
+          </w:tcPr>
+          <w:p>
+            <w:pPr>
+              <w:jc w:val="center"/>
+              <w:spacing w:after="20" w:before="20" w:line="240" w:lineRule="auto"/>
+            </w:pPr>
+            <w:r>
+              <w:rPr>
+                <w:rFonts w:ascii="Arial" w:hAnsi="Arial"/>
+                <w:sz w:val="18"/>
+              </w:rPr>
+              <w:t xml:space="preserve">AL CFO PM</w:t>
+            </w:r>
+          </w:p>
+        </w:tc>
+        <w:tc>
+          <w:tcPr>
+            <w:tcW w:w="4500" w:type="dxa"/>
+            <w:vAlign w:val="center"/>
+          </w:tcPr>
+          <w:p>
+            <w:pPr>
+              <w:jc w:val="left"/>
+              <w:spacing w:after="20" w:before="20" w:line="240" w:lineRule="auto"/>
+            </w:pPr>
+            <w:r>
+              <w:rPr>
+                <w:rFonts w:ascii="Arial" w:hAnsi="Arial"/>
+                <w:sz w:val="18"/>
+              </w:rPr>
+              <w:t xml:space="preserve">FLÁVIA COSTA</w:t>
+            </w:r>
+          </w:p>
+        </w:tc>
+        <w:tc>
+          <w:tcPr>
+            <w:tcW w:w="2500" w:type="dxa"/>
+            <w:vAlign w:val="center"/>
+          </w:tcPr>
+          <w:p>
+            <w:pPr>
+              <w:jc w:val="left"/>
+              <w:spacing w:after="20" w:before="20" w:line="240" w:lineRule="auto"/>
+            </w:pPr>
+            <w:r>
+              <w:rPr>
+                <w:rFonts w:ascii="Arial" w:hAnsi="Arial"/>
+                <w:sz w:val="18"/>
+              </w:rPr>
+              <w:t xml:space="preserve"/>
+            </w:r>
+          </w:p>
+        </w:tc>
+      </w:tr>
+      <w:tr>
+        <w:tc>
+          <w:tcPr>
+            <w:tcW w:w="900" w:type="dxa"/>
+            <w:vAlign w:val="center"/>
+          </w:tcPr>
+          <w:p>
+            <w:pPr>
+              <w:jc w:val="center"/>
+              <w:spacing w:after="20" w:before="20" w:line="240" w:lineRule="auto"/>
+            </w:pPr>
+            <w:r>
+              <w:rPr>
+                <w:rFonts w:ascii="Arial" w:hAnsi="Arial"/>
+                <w:sz w:val="18"/>
+              </w:rPr>
               <w:t xml:space="preserve">98</w:t>
             </w:r>
           </w:p>
@@ -523,7 +835,1255 @@
                 <w:rFonts w:ascii="Arial" w:hAnsi="Arial"/>
                 <w:sz w:val="18"/>
               </w:rPr>
-              <w:t xml:space="preserve">JOSE MENEZES</w:t>
+              <w:t xml:space="preserve">JOSÉ MENEZES</w:t>
+            </w:r>
+          </w:p>
+        </w:tc>
+        <w:tc>
+          <w:tcPr>
+            <w:tcW w:w="2500" w:type="dxa"/>
+            <w:vAlign w:val="center"/>
+          </w:tcPr>
+          <w:p>
+            <w:pPr>
+              <w:jc w:val="left"/>
+              <w:spacing w:after="20" w:before="20" w:line="240" w:lineRule="auto"/>
+            </w:pPr>
+            <w:r>
+              <w:rPr>
+                <w:rFonts w:ascii="Arial" w:hAnsi="Arial"/>
+                <w:sz w:val="18"/>
+              </w:rPr>
+              <w:t xml:space="preserve"/>
+            </w:r>
+          </w:p>
+        </w:tc>
+      </w:tr>
+      <w:tr>
+        <w:tc>
+          <w:tcPr>
+            <w:tcW w:w="900" w:type="dxa"/>
+            <w:vAlign w:val="center"/>
+          </w:tcPr>
+          <w:p>
+            <w:pPr>
+              <w:jc w:val="center"/>
+              <w:spacing w:after="20" w:before="20" w:line="240" w:lineRule="auto"/>
+            </w:pPr>
+            <w:r>
+              <w:rPr>
+                <w:rFonts w:ascii="Arial" w:hAnsi="Arial"/>
+                <w:sz w:val="18"/>
+              </w:rPr>
+              <w:t xml:space="preserve">101</w:t>
+            </w:r>
+          </w:p>
+        </w:tc>
+        <w:tc>
+          <w:tcPr>
+            <w:tcW w:w="1700" w:type="dxa"/>
+            <w:vAlign w:val="center"/>
+          </w:tcPr>
+          <w:p>
+            <w:pPr>
+              <w:jc w:val="center"/>
+              <w:spacing w:after="20" w:before="20" w:line="240" w:lineRule="auto"/>
+            </w:pPr>
+            <w:r>
+              <w:rPr>
+                <w:rFonts w:ascii="Arial" w:hAnsi="Arial"/>
+                <w:sz w:val="18"/>
+              </w:rPr>
+              <w:t xml:space="preserve">AL CFO PM</w:t>
+            </w:r>
+          </w:p>
+        </w:tc>
+        <w:tc>
+          <w:tcPr>
+            <w:tcW w:w="4500" w:type="dxa"/>
+            <w:vAlign w:val="center"/>
+          </w:tcPr>
+          <w:p>
+            <w:pPr>
+              <w:jc w:val="left"/>
+              <w:spacing w:after="20" w:before="20" w:line="240" w:lineRule="auto"/>
+            </w:pPr>
+            <w:r>
+              <w:rPr>
+                <w:rFonts w:ascii="Arial" w:hAnsi="Arial"/>
+                <w:sz w:val="18"/>
+              </w:rPr>
+              <w:t xml:space="preserve">MATHEUS ALBUQUERQUE</w:t>
+            </w:r>
+          </w:p>
+        </w:tc>
+        <w:tc>
+          <w:tcPr>
+            <w:tcW w:w="2500" w:type="dxa"/>
+            <w:vAlign w:val="center"/>
+          </w:tcPr>
+          <w:p>
+            <w:pPr>
+              <w:jc w:val="left"/>
+              <w:spacing w:after="20" w:before="20" w:line="240" w:lineRule="auto"/>
+            </w:pPr>
+            <w:r>
+              <w:rPr>
+                <w:rFonts w:ascii="Arial" w:hAnsi="Arial"/>
+                <w:sz w:val="18"/>
+              </w:rPr>
+              <w:t xml:space="preserve"/>
+            </w:r>
+          </w:p>
+        </w:tc>
+      </w:tr>
+      <w:tr>
+        <w:tc>
+          <w:tcPr>
+            <w:tcW w:w="900" w:type="dxa"/>
+            <w:vAlign w:val="center"/>
+          </w:tcPr>
+          <w:p>
+            <w:pPr>
+              <w:jc w:val="center"/>
+              <w:spacing w:after="20" w:before="20" w:line="240" w:lineRule="auto"/>
+            </w:pPr>
+            <w:r>
+              <w:rPr>
+                <w:rFonts w:ascii="Arial" w:hAnsi="Arial"/>
+                <w:sz w:val="18"/>
+              </w:rPr>
+              <w:t xml:space="preserve">119</w:t>
+            </w:r>
+          </w:p>
+        </w:tc>
+        <w:tc>
+          <w:tcPr>
+            <w:tcW w:w="1700" w:type="dxa"/>
+            <w:vAlign w:val="center"/>
+          </w:tcPr>
+          <w:p>
+            <w:pPr>
+              <w:jc w:val="center"/>
+              <w:spacing w:after="20" w:before="20" w:line="240" w:lineRule="auto"/>
+            </w:pPr>
+            <w:r>
+              <w:rPr>
+                <w:rFonts w:ascii="Arial" w:hAnsi="Arial"/>
+                <w:sz w:val="18"/>
+              </w:rPr>
+              <w:t xml:space="preserve">AL CFO PM</w:t>
+            </w:r>
+          </w:p>
+        </w:tc>
+        <w:tc>
+          <w:tcPr>
+            <w:tcW w:w="4500" w:type="dxa"/>
+            <w:vAlign w:val="center"/>
+          </w:tcPr>
+          <w:p>
+            <w:pPr>
+              <w:jc w:val="left"/>
+              <w:spacing w:after="20" w:before="20" w:line="240" w:lineRule="auto"/>
+            </w:pPr>
+            <w:r>
+              <w:rPr>
+                <w:rFonts w:ascii="Arial" w:hAnsi="Arial"/>
+                <w:sz w:val="18"/>
+              </w:rPr>
+              <w:t xml:space="preserve">HEITOR</w:t>
+            </w:r>
+          </w:p>
+        </w:tc>
+        <w:tc>
+          <w:tcPr>
+            <w:tcW w:w="2500" w:type="dxa"/>
+            <w:vAlign w:val="center"/>
+          </w:tcPr>
+          <w:p>
+            <w:pPr>
+              <w:jc w:val="left"/>
+              <w:spacing w:after="20" w:before="20" w:line="240" w:lineRule="auto"/>
+            </w:pPr>
+            <w:r>
+              <w:rPr>
+                <w:rFonts w:ascii="Arial" w:hAnsi="Arial"/>
+                <w:sz w:val="18"/>
+              </w:rPr>
+              <w:t xml:space="preserve"/>
+            </w:r>
+          </w:p>
+        </w:tc>
+      </w:tr>
+      <w:tr>
+        <w:tc>
+          <w:tcPr>
+            <w:tcW w:w="900" w:type="dxa"/>
+            <w:vAlign w:val="center"/>
+          </w:tcPr>
+          <w:p>
+            <w:pPr>
+              <w:jc w:val="center"/>
+              <w:spacing w:after="20" w:before="20" w:line="240" w:lineRule="auto"/>
+            </w:pPr>
+            <w:r>
+              <w:rPr>
+                <w:rFonts w:ascii="Arial" w:hAnsi="Arial"/>
+                <w:sz w:val="18"/>
+              </w:rPr>
+              <w:t xml:space="preserve">132</w:t>
+            </w:r>
+          </w:p>
+        </w:tc>
+        <w:tc>
+          <w:tcPr>
+            <w:tcW w:w="1700" w:type="dxa"/>
+            <w:vAlign w:val="center"/>
+          </w:tcPr>
+          <w:p>
+            <w:pPr>
+              <w:jc w:val="center"/>
+              <w:spacing w:after="20" w:before="20" w:line="240" w:lineRule="auto"/>
+            </w:pPr>
+            <w:r>
+              <w:rPr>
+                <w:rFonts w:ascii="Arial" w:hAnsi="Arial"/>
+                <w:sz w:val="18"/>
+              </w:rPr>
+              <w:t xml:space="preserve">AL CFO PM</w:t>
+            </w:r>
+          </w:p>
+        </w:tc>
+        <w:tc>
+          <w:tcPr>
+            <w:tcW w:w="4500" w:type="dxa"/>
+            <w:vAlign w:val="center"/>
+          </w:tcPr>
+          <w:p>
+            <w:pPr>
+              <w:jc w:val="left"/>
+              <w:spacing w:after="20" w:before="20" w:line="240" w:lineRule="auto"/>
+            </w:pPr>
+            <w:r>
+              <w:rPr>
+                <w:rFonts w:ascii="Arial" w:hAnsi="Arial"/>
+                <w:sz w:val="18"/>
+              </w:rPr>
+              <w:t xml:space="preserve">CEZAR SANTOS</w:t>
+            </w:r>
+          </w:p>
+        </w:tc>
+        <w:tc>
+          <w:tcPr>
+            <w:tcW w:w="2500" w:type="dxa"/>
+            <w:vAlign w:val="center"/>
+          </w:tcPr>
+          <w:p>
+            <w:pPr>
+              <w:jc w:val="left"/>
+              <w:spacing w:after="20" w:before="20" w:line="240" w:lineRule="auto"/>
+            </w:pPr>
+            <w:r>
+              <w:rPr>
+                <w:rFonts w:ascii="Arial" w:hAnsi="Arial"/>
+                <w:sz w:val="18"/>
+              </w:rPr>
+              <w:t xml:space="preserve"/>
+            </w:r>
+          </w:p>
+        </w:tc>
+      </w:tr>
+      <w:tr>
+        <w:tc>
+          <w:tcPr>
+            <w:tcW w:w="900" w:type="dxa"/>
+            <w:vAlign w:val="center"/>
+          </w:tcPr>
+          <w:p>
+            <w:pPr>
+              <w:jc w:val="center"/>
+              <w:spacing w:after="20" w:before="20" w:line="240" w:lineRule="auto"/>
+            </w:pPr>
+            <w:r>
+              <w:rPr>
+                <w:rFonts w:ascii="Arial" w:hAnsi="Arial"/>
+                <w:sz w:val="18"/>
+              </w:rPr>
+              <w:t xml:space="preserve">140</w:t>
+            </w:r>
+          </w:p>
+        </w:tc>
+        <w:tc>
+          <w:tcPr>
+            <w:tcW w:w="1700" w:type="dxa"/>
+            <w:vAlign w:val="center"/>
+          </w:tcPr>
+          <w:p>
+            <w:pPr>
+              <w:jc w:val="center"/>
+              <w:spacing w:after="20" w:before="20" w:line="240" w:lineRule="auto"/>
+            </w:pPr>
+            <w:r>
+              <w:rPr>
+                <w:rFonts w:ascii="Arial" w:hAnsi="Arial"/>
+                <w:sz w:val="18"/>
+              </w:rPr>
+              <w:t xml:space="preserve">AL CFO PM</w:t>
+            </w:r>
+          </w:p>
+        </w:tc>
+        <w:tc>
+          <w:tcPr>
+            <w:tcW w:w="4500" w:type="dxa"/>
+            <w:vAlign w:val="center"/>
+          </w:tcPr>
+          <w:p>
+            <w:pPr>
+              <w:jc w:val="left"/>
+              <w:spacing w:after="20" w:before="20" w:line="240" w:lineRule="auto"/>
+            </w:pPr>
+            <w:r>
+              <w:rPr>
+                <w:rFonts w:ascii="Arial" w:hAnsi="Arial"/>
+                <w:sz w:val="18"/>
+              </w:rPr>
+              <w:t xml:space="preserve">RAIMUNDO</w:t>
+            </w:r>
+          </w:p>
+        </w:tc>
+        <w:tc>
+          <w:tcPr>
+            <w:tcW w:w="2500" w:type="dxa"/>
+            <w:vAlign w:val="center"/>
+          </w:tcPr>
+          <w:p>
+            <w:pPr>
+              <w:jc w:val="left"/>
+              <w:spacing w:after="20" w:before="20" w:line="240" w:lineRule="auto"/>
+            </w:pPr>
+            <w:r>
+              <w:rPr>
+                <w:rFonts w:ascii="Arial" w:hAnsi="Arial"/>
+                <w:sz w:val="18"/>
+              </w:rPr>
+              <w:t xml:space="preserve"/>
+            </w:r>
+          </w:p>
+        </w:tc>
+      </w:tr>
+      <w:tr>
+        <w:tc>
+          <w:tcPr>
+            <w:tcW w:w="900" w:type="dxa"/>
+            <w:vAlign w:val="center"/>
+          </w:tcPr>
+          <w:p>
+            <w:pPr>
+              <w:jc w:val="center"/>
+              <w:spacing w:after="20" w:before="20" w:line="240" w:lineRule="auto"/>
+            </w:pPr>
+            <w:r>
+              <w:rPr>
+                <w:rFonts w:ascii="Arial" w:hAnsi="Arial"/>
+                <w:sz w:val="18"/>
+              </w:rPr>
+              <w:t xml:space="preserve">155</w:t>
+            </w:r>
+          </w:p>
+        </w:tc>
+        <w:tc>
+          <w:tcPr>
+            <w:tcW w:w="1700" w:type="dxa"/>
+            <w:vAlign w:val="center"/>
+          </w:tcPr>
+          <w:p>
+            <w:pPr>
+              <w:jc w:val="center"/>
+              <w:spacing w:after="20" w:before="20" w:line="240" w:lineRule="auto"/>
+            </w:pPr>
+            <w:r>
+              <w:rPr>
+                <w:rFonts w:ascii="Arial" w:hAnsi="Arial"/>
+                <w:sz w:val="18"/>
+              </w:rPr>
+              <w:t xml:space="preserve">AL CFO PM</w:t>
+            </w:r>
+          </w:p>
+        </w:tc>
+        <w:tc>
+          <w:tcPr>
+            <w:tcW w:w="4500" w:type="dxa"/>
+            <w:vAlign w:val="center"/>
+          </w:tcPr>
+          <w:p>
+            <w:pPr>
+              <w:jc w:val="left"/>
+              <w:spacing w:after="20" w:before="20" w:line="240" w:lineRule="auto"/>
+            </w:pPr>
+            <w:r>
+              <w:rPr>
+                <w:rFonts w:ascii="Arial" w:hAnsi="Arial"/>
+                <w:sz w:val="18"/>
+              </w:rPr>
+              <w:t xml:space="preserve">VICTOR ALVES</w:t>
+            </w:r>
+          </w:p>
+        </w:tc>
+        <w:tc>
+          <w:tcPr>
+            <w:tcW w:w="2500" w:type="dxa"/>
+            <w:vAlign w:val="center"/>
+          </w:tcPr>
+          <w:p>
+            <w:pPr>
+              <w:jc w:val="left"/>
+              <w:spacing w:after="20" w:before="20" w:line="240" w:lineRule="auto"/>
+            </w:pPr>
+            <w:r>
+              <w:rPr>
+                <w:rFonts w:ascii="Arial" w:hAnsi="Arial"/>
+                <w:sz w:val="18"/>
+              </w:rPr>
+              <w:t xml:space="preserve"/>
+            </w:r>
+          </w:p>
+        </w:tc>
+      </w:tr>
+      <w:tr>
+        <w:tc>
+          <w:tcPr>
+            <w:tcW w:w="900" w:type="dxa"/>
+            <w:vAlign w:val="center"/>
+          </w:tcPr>
+          <w:p>
+            <w:pPr>
+              <w:jc w:val="center"/>
+              <w:spacing w:after="20" w:before="20" w:line="240" w:lineRule="auto"/>
+            </w:pPr>
+            <w:r>
+              <w:rPr>
+                <w:rFonts w:ascii="Arial" w:hAnsi="Arial"/>
+                <w:sz w:val="18"/>
+              </w:rPr>
+              <w:t xml:space="preserve">156</w:t>
+            </w:r>
+          </w:p>
+        </w:tc>
+        <w:tc>
+          <w:tcPr>
+            <w:tcW w:w="1700" w:type="dxa"/>
+            <w:vAlign w:val="center"/>
+          </w:tcPr>
+          <w:p>
+            <w:pPr>
+              <w:jc w:val="center"/>
+              <w:spacing w:after="20" w:before="20" w:line="240" w:lineRule="auto"/>
+            </w:pPr>
+            <w:r>
+              <w:rPr>
+                <w:rFonts w:ascii="Arial" w:hAnsi="Arial"/>
+                <w:sz w:val="18"/>
+              </w:rPr>
+              <w:t xml:space="preserve">AL CFO PM</w:t>
+            </w:r>
+          </w:p>
+        </w:tc>
+        <w:tc>
+          <w:tcPr>
+            <w:tcW w:w="4500" w:type="dxa"/>
+            <w:vAlign w:val="center"/>
+          </w:tcPr>
+          <w:p>
+            <w:pPr>
+              <w:jc w:val="left"/>
+              <w:spacing w:after="20" w:before="20" w:line="240" w:lineRule="auto"/>
+            </w:pPr>
+            <w:r>
+              <w:rPr>
+                <w:rFonts w:ascii="Arial" w:hAnsi="Arial"/>
+                <w:sz w:val="18"/>
+              </w:rPr>
+              <w:t xml:space="preserve">SILVANO PEREIRA</w:t>
+            </w:r>
+          </w:p>
+        </w:tc>
+        <w:tc>
+          <w:tcPr>
+            <w:tcW w:w="2500" w:type="dxa"/>
+            <w:vAlign w:val="center"/>
+          </w:tcPr>
+          <w:p>
+            <w:pPr>
+              <w:jc w:val="left"/>
+              <w:spacing w:after="20" w:before="20" w:line="240" w:lineRule="auto"/>
+            </w:pPr>
+            <w:r>
+              <w:rPr>
+                <w:rFonts w:ascii="Arial" w:hAnsi="Arial"/>
+                <w:sz w:val="18"/>
+              </w:rPr>
+              <w:t xml:space="preserve"/>
+            </w:r>
+          </w:p>
+        </w:tc>
+      </w:tr>
+      <w:tr>
+        <w:tc>
+          <w:tcPr>
+            <w:tcW w:w="900" w:type="dxa"/>
+            <w:vAlign w:val="center"/>
+          </w:tcPr>
+          <w:p>
+            <w:pPr>
+              <w:jc w:val="center"/>
+              <w:spacing w:after="20" w:before="20" w:line="240" w:lineRule="auto"/>
+            </w:pPr>
+            <w:r>
+              <w:rPr>
+                <w:rFonts w:ascii="Arial" w:hAnsi="Arial"/>
+                <w:sz w:val="18"/>
+              </w:rPr>
+              <w:t xml:space="preserve">166</w:t>
+            </w:r>
+          </w:p>
+        </w:tc>
+        <w:tc>
+          <w:tcPr>
+            <w:tcW w:w="1700" w:type="dxa"/>
+            <w:vAlign w:val="center"/>
+          </w:tcPr>
+          <w:p>
+            <w:pPr>
+              <w:jc w:val="center"/>
+              <w:spacing w:after="20" w:before="20" w:line="240" w:lineRule="auto"/>
+            </w:pPr>
+            <w:r>
+              <w:rPr>
+                <w:rFonts w:ascii="Arial" w:hAnsi="Arial"/>
+                <w:sz w:val="18"/>
+              </w:rPr>
+              <w:t xml:space="preserve">AL CFO PM</w:t>
+            </w:r>
+          </w:p>
+        </w:tc>
+        <w:tc>
+          <w:tcPr>
+            <w:tcW w:w="4500" w:type="dxa"/>
+            <w:vAlign w:val="center"/>
+          </w:tcPr>
+          <w:p>
+            <w:pPr>
+              <w:jc w:val="left"/>
+              <w:spacing w:after="20" w:before="20" w:line="240" w:lineRule="auto"/>
+            </w:pPr>
+            <w:r>
+              <w:rPr>
+                <w:rFonts w:ascii="Arial" w:hAnsi="Arial"/>
+                <w:sz w:val="18"/>
+              </w:rPr>
+              <w:t xml:space="preserve">EVANGELISTA</w:t>
+            </w:r>
+          </w:p>
+        </w:tc>
+        <w:tc>
+          <w:tcPr>
+            <w:tcW w:w="2500" w:type="dxa"/>
+            <w:vAlign w:val="center"/>
+          </w:tcPr>
+          <w:p>
+            <w:pPr>
+              <w:jc w:val="left"/>
+              <w:spacing w:after="20" w:before="20" w:line="240" w:lineRule="auto"/>
+            </w:pPr>
+            <w:r>
+              <w:rPr>
+                <w:rFonts w:ascii="Arial" w:hAnsi="Arial"/>
+                <w:sz w:val="18"/>
+              </w:rPr>
+              <w:t xml:space="preserve"/>
+            </w:r>
+          </w:p>
+        </w:tc>
+      </w:tr>
+      <w:tr>
+        <w:tc>
+          <w:tcPr>
+            <w:tcW w:w="900" w:type="dxa"/>
+            <w:vAlign w:val="center"/>
+          </w:tcPr>
+          <w:p>
+            <w:pPr>
+              <w:jc w:val="center"/>
+              <w:spacing w:after="20" w:before="20" w:line="240" w:lineRule="auto"/>
+            </w:pPr>
+            <w:r>
+              <w:rPr>
+                <w:rFonts w:ascii="Arial" w:hAnsi="Arial"/>
+                <w:sz w:val="18"/>
+              </w:rPr>
+              <w:t xml:space="preserve">169</w:t>
+            </w:r>
+          </w:p>
+        </w:tc>
+        <w:tc>
+          <w:tcPr>
+            <w:tcW w:w="1700" w:type="dxa"/>
+            <w:vAlign w:val="center"/>
+          </w:tcPr>
+          <w:p>
+            <w:pPr>
+              <w:jc w:val="center"/>
+              <w:spacing w:after="20" w:before="20" w:line="240" w:lineRule="auto"/>
+            </w:pPr>
+            <w:r>
+              <w:rPr>
+                <w:rFonts w:ascii="Arial" w:hAnsi="Arial"/>
+                <w:sz w:val="18"/>
+              </w:rPr>
+              <w:t xml:space="preserve">AL CFO PM</w:t>
+            </w:r>
+          </w:p>
+        </w:tc>
+        <w:tc>
+          <w:tcPr>
+            <w:tcW w:w="4500" w:type="dxa"/>
+            <w:vAlign w:val="center"/>
+          </w:tcPr>
+          <w:p>
+            <w:pPr>
+              <w:jc w:val="left"/>
+              <w:spacing w:after="20" w:before="20" w:line="240" w:lineRule="auto"/>
+            </w:pPr>
+            <w:r>
+              <w:rPr>
+                <w:rFonts w:ascii="Arial" w:hAnsi="Arial"/>
+                <w:sz w:val="18"/>
+              </w:rPr>
+              <w:t xml:space="preserve">HYGO CESÁRIO</w:t>
+            </w:r>
+          </w:p>
+        </w:tc>
+        <w:tc>
+          <w:tcPr>
+            <w:tcW w:w="2500" w:type="dxa"/>
+            <w:vAlign w:val="center"/>
+          </w:tcPr>
+          <w:p>
+            <w:pPr>
+              <w:jc w:val="left"/>
+              <w:spacing w:after="20" w:before="20" w:line="240" w:lineRule="auto"/>
+            </w:pPr>
+            <w:r>
+              <w:rPr>
+                <w:rFonts w:ascii="Arial" w:hAnsi="Arial"/>
+                <w:sz w:val="18"/>
+              </w:rPr>
+              <w:t xml:space="preserve"/>
+            </w:r>
+          </w:p>
+        </w:tc>
+      </w:tr>
+      <w:tr>
+        <w:tc>
+          <w:tcPr>
+            <w:tcW w:w="900" w:type="dxa"/>
+            <w:vAlign w:val="center"/>
+          </w:tcPr>
+          <w:p>
+            <w:pPr>
+              <w:jc w:val="center"/>
+              <w:spacing w:after="20" w:before="20" w:line="240" w:lineRule="auto"/>
+            </w:pPr>
+            <w:r>
+              <w:rPr>
+                <w:rFonts w:ascii="Arial" w:hAnsi="Arial"/>
+                <w:sz w:val="18"/>
+              </w:rPr>
+              <w:t xml:space="preserve">171</w:t>
+            </w:r>
+          </w:p>
+        </w:tc>
+        <w:tc>
+          <w:tcPr>
+            <w:tcW w:w="1700" w:type="dxa"/>
+            <w:vAlign w:val="center"/>
+          </w:tcPr>
+          <w:p>
+            <w:pPr>
+              <w:jc w:val="center"/>
+              <w:spacing w:after="20" w:before="20" w:line="240" w:lineRule="auto"/>
+            </w:pPr>
+            <w:r>
+              <w:rPr>
+                <w:rFonts w:ascii="Arial" w:hAnsi="Arial"/>
+                <w:sz w:val="18"/>
+              </w:rPr>
+              <w:t xml:space="preserve">AL CFO PM</w:t>
+            </w:r>
+          </w:p>
+        </w:tc>
+        <w:tc>
+          <w:tcPr>
+            <w:tcW w:w="4500" w:type="dxa"/>
+            <w:vAlign w:val="center"/>
+          </w:tcPr>
+          <w:p>
+            <w:pPr>
+              <w:jc w:val="left"/>
+              <w:spacing w:after="20" w:before="20" w:line="240" w:lineRule="auto"/>
+            </w:pPr>
+            <w:r>
+              <w:rPr>
+                <w:rFonts w:ascii="Arial" w:hAnsi="Arial"/>
+                <w:sz w:val="18"/>
+              </w:rPr>
+              <w:t xml:space="preserve">MAXWEL</w:t>
+            </w:r>
+          </w:p>
+        </w:tc>
+        <w:tc>
+          <w:tcPr>
+            <w:tcW w:w="2500" w:type="dxa"/>
+            <w:vAlign w:val="center"/>
+          </w:tcPr>
+          <w:p>
+            <w:pPr>
+              <w:jc w:val="left"/>
+              <w:spacing w:after="20" w:before="20" w:line="240" w:lineRule="auto"/>
+            </w:pPr>
+            <w:r>
+              <w:rPr>
+                <w:rFonts w:ascii="Arial" w:hAnsi="Arial"/>
+                <w:sz w:val="18"/>
+              </w:rPr>
+              <w:t xml:space="preserve"/>
+            </w:r>
+          </w:p>
+        </w:tc>
+      </w:tr>
+      <w:tr>
+        <w:tc>
+          <w:tcPr>
+            <w:tcW w:w="900" w:type="dxa"/>
+            <w:vAlign w:val="center"/>
+          </w:tcPr>
+          <w:p>
+            <w:pPr>
+              <w:jc w:val="center"/>
+              <w:spacing w:after="20" w:before="20" w:line="240" w:lineRule="auto"/>
+            </w:pPr>
+            <w:r>
+              <w:rPr>
+                <w:rFonts w:ascii="Arial" w:hAnsi="Arial"/>
+                <w:sz w:val="18"/>
+              </w:rPr>
+              <w:t xml:space="preserve">177</w:t>
+            </w:r>
+          </w:p>
+        </w:tc>
+        <w:tc>
+          <w:tcPr>
+            <w:tcW w:w="1700" w:type="dxa"/>
+            <w:vAlign w:val="center"/>
+          </w:tcPr>
+          <w:p>
+            <w:pPr>
+              <w:jc w:val="center"/>
+              <w:spacing w:after="20" w:before="20" w:line="240" w:lineRule="auto"/>
+            </w:pPr>
+            <w:r>
+              <w:rPr>
+                <w:rFonts w:ascii="Arial" w:hAnsi="Arial"/>
+                <w:sz w:val="18"/>
+              </w:rPr>
+              <w:t xml:space="preserve">AL CFO PM</w:t>
+            </w:r>
+          </w:p>
+        </w:tc>
+        <w:tc>
+          <w:tcPr>
+            <w:tcW w:w="4500" w:type="dxa"/>
+            <w:vAlign w:val="center"/>
+          </w:tcPr>
+          <w:p>
+            <w:pPr>
+              <w:jc w:val="left"/>
+              <w:spacing w:after="20" w:before="20" w:line="240" w:lineRule="auto"/>
+            </w:pPr>
+            <w:r>
+              <w:rPr>
+                <w:rFonts w:ascii="Arial" w:hAnsi="Arial"/>
+                <w:sz w:val="18"/>
+              </w:rPr>
+              <w:t xml:space="preserve">ROSÁRIO JÚNIOR</w:t>
+            </w:r>
+          </w:p>
+        </w:tc>
+        <w:tc>
+          <w:tcPr>
+            <w:tcW w:w="2500" w:type="dxa"/>
+            <w:vAlign w:val="center"/>
+          </w:tcPr>
+          <w:p>
+            <w:pPr>
+              <w:jc w:val="left"/>
+              <w:spacing w:after="20" w:before="20" w:line="240" w:lineRule="auto"/>
+            </w:pPr>
+            <w:r>
+              <w:rPr>
+                <w:rFonts w:ascii="Arial" w:hAnsi="Arial"/>
+                <w:sz w:val="18"/>
+              </w:rPr>
+              <w:t xml:space="preserve"/>
+            </w:r>
+          </w:p>
+        </w:tc>
+      </w:tr>
+      <w:tr>
+        <w:tc>
+          <w:tcPr>
+            <w:tcW w:w="900" w:type="dxa"/>
+            <w:vAlign w:val="center"/>
+          </w:tcPr>
+          <w:p>
+            <w:pPr>
+              <w:jc w:val="center"/>
+              <w:spacing w:after="20" w:before="20" w:line="240" w:lineRule="auto"/>
+            </w:pPr>
+            <w:r>
+              <w:rPr>
+                <w:rFonts w:ascii="Arial" w:hAnsi="Arial"/>
+                <w:sz w:val="18"/>
+              </w:rPr>
+              <w:t xml:space="preserve">179</w:t>
+            </w:r>
+          </w:p>
+        </w:tc>
+        <w:tc>
+          <w:tcPr>
+            <w:tcW w:w="1700" w:type="dxa"/>
+            <w:vAlign w:val="center"/>
+          </w:tcPr>
+          <w:p>
+            <w:pPr>
+              <w:jc w:val="center"/>
+              <w:spacing w:after="20" w:before="20" w:line="240" w:lineRule="auto"/>
+            </w:pPr>
+            <w:r>
+              <w:rPr>
+                <w:rFonts w:ascii="Arial" w:hAnsi="Arial"/>
+                <w:sz w:val="18"/>
+              </w:rPr>
+              <w:t xml:space="preserve">AL CFO PM</w:t>
+            </w:r>
+          </w:p>
+        </w:tc>
+        <w:tc>
+          <w:tcPr>
+            <w:tcW w:w="4500" w:type="dxa"/>
+            <w:vAlign w:val="center"/>
+          </w:tcPr>
+          <w:p>
+            <w:pPr>
+              <w:jc w:val="left"/>
+              <w:spacing w:after="20" w:before="20" w:line="240" w:lineRule="auto"/>
+            </w:pPr>
+            <w:r>
+              <w:rPr>
+                <w:rFonts w:ascii="Arial" w:hAnsi="Arial"/>
+                <w:sz w:val="18"/>
+              </w:rPr>
+              <w:t xml:space="preserve">LEONARDO</w:t>
+            </w:r>
+          </w:p>
+        </w:tc>
+        <w:tc>
+          <w:tcPr>
+            <w:tcW w:w="2500" w:type="dxa"/>
+            <w:vAlign w:val="center"/>
+          </w:tcPr>
+          <w:p>
+            <w:pPr>
+              <w:jc w:val="left"/>
+              <w:spacing w:after="20" w:before="20" w:line="240" w:lineRule="auto"/>
+            </w:pPr>
+            <w:r>
+              <w:rPr>
+                <w:rFonts w:ascii="Arial" w:hAnsi="Arial"/>
+                <w:sz w:val="18"/>
+              </w:rPr>
+              <w:t xml:space="preserve"/>
+            </w:r>
+          </w:p>
+        </w:tc>
+      </w:tr>
+      <w:tr>
+        <w:tc>
+          <w:tcPr>
+            <w:tcW w:w="900" w:type="dxa"/>
+            <w:vAlign w:val="center"/>
+          </w:tcPr>
+          <w:p>
+            <w:pPr>
+              <w:jc w:val="center"/>
+              <w:spacing w:after="20" w:before="20" w:line="240" w:lineRule="auto"/>
+            </w:pPr>
+            <w:r>
+              <w:rPr>
+                <w:rFonts w:ascii="Arial" w:hAnsi="Arial"/>
+                <w:sz w:val="18"/>
+              </w:rPr>
+              <w:t xml:space="preserve">180</w:t>
+            </w:r>
+          </w:p>
+        </w:tc>
+        <w:tc>
+          <w:tcPr>
+            <w:tcW w:w="1700" w:type="dxa"/>
+            <w:vAlign w:val="center"/>
+          </w:tcPr>
+          <w:p>
+            <w:pPr>
+              <w:jc w:val="center"/>
+              <w:spacing w:after="20" w:before="20" w:line="240" w:lineRule="auto"/>
+            </w:pPr>
+            <w:r>
+              <w:rPr>
+                <w:rFonts w:ascii="Arial" w:hAnsi="Arial"/>
+                <w:sz w:val="18"/>
+              </w:rPr>
+              <w:t xml:space="preserve">AL CFO PM</w:t>
+            </w:r>
+          </w:p>
+        </w:tc>
+        <w:tc>
+          <w:tcPr>
+            <w:tcW w:w="4500" w:type="dxa"/>
+            <w:vAlign w:val="center"/>
+          </w:tcPr>
+          <w:p>
+            <w:pPr>
+              <w:jc w:val="left"/>
+              <w:spacing w:after="20" w:before="20" w:line="240" w:lineRule="auto"/>
+            </w:pPr>
+            <w:r>
+              <w:rPr>
+                <w:rFonts w:ascii="Arial" w:hAnsi="Arial"/>
+                <w:sz w:val="18"/>
+              </w:rPr>
+              <w:t xml:space="preserve">DANTAS</w:t>
+            </w:r>
+          </w:p>
+        </w:tc>
+        <w:tc>
+          <w:tcPr>
+            <w:tcW w:w="2500" w:type="dxa"/>
+            <w:vAlign w:val="center"/>
+          </w:tcPr>
+          <w:p>
+            <w:pPr>
+              <w:jc w:val="left"/>
+              <w:spacing w:after="20" w:before="20" w:line="240" w:lineRule="auto"/>
+            </w:pPr>
+            <w:r>
+              <w:rPr>
+                <w:rFonts w:ascii="Arial" w:hAnsi="Arial"/>
+                <w:sz w:val="18"/>
+              </w:rPr>
+              <w:t xml:space="preserve"/>
+            </w:r>
+          </w:p>
+        </w:tc>
+      </w:tr>
+      <w:tr>
+        <w:tc>
+          <w:tcPr>
+            <w:tcW w:w="900" w:type="dxa"/>
+            <w:vAlign w:val="center"/>
+          </w:tcPr>
+          <w:p>
+            <w:pPr>
+              <w:jc w:val="center"/>
+              <w:spacing w:after="20" w:before="20" w:line="240" w:lineRule="auto"/>
+            </w:pPr>
+            <w:r>
+              <w:rPr>
+                <w:rFonts w:ascii="Arial" w:hAnsi="Arial"/>
+                <w:sz w:val="18"/>
+              </w:rPr>
+              <w:t xml:space="preserve">188</w:t>
+            </w:r>
+          </w:p>
+        </w:tc>
+        <w:tc>
+          <w:tcPr>
+            <w:tcW w:w="1700" w:type="dxa"/>
+            <w:vAlign w:val="center"/>
+          </w:tcPr>
+          <w:p>
+            <w:pPr>
+              <w:jc w:val="center"/>
+              <w:spacing w:after="20" w:before="20" w:line="240" w:lineRule="auto"/>
+            </w:pPr>
+            <w:r>
+              <w:rPr>
+                <w:rFonts w:ascii="Arial" w:hAnsi="Arial"/>
+                <w:sz w:val="18"/>
+              </w:rPr>
+              <w:t xml:space="preserve">AL CFO PM</w:t>
+            </w:r>
+          </w:p>
+        </w:tc>
+        <w:tc>
+          <w:tcPr>
+            <w:tcW w:w="4500" w:type="dxa"/>
+            <w:vAlign w:val="center"/>
+          </w:tcPr>
+          <w:p>
+            <w:pPr>
+              <w:jc w:val="left"/>
+              <w:spacing w:after="20" w:before="20" w:line="240" w:lineRule="auto"/>
+            </w:pPr>
+            <w:r>
+              <w:rPr>
+                <w:rFonts w:ascii="Arial" w:hAnsi="Arial"/>
+                <w:sz w:val="18"/>
+              </w:rPr>
+              <w:t xml:space="preserve">ALBERTO</w:t>
+            </w:r>
+          </w:p>
+        </w:tc>
+        <w:tc>
+          <w:tcPr>
+            <w:tcW w:w="2500" w:type="dxa"/>
+            <w:vAlign w:val="center"/>
+          </w:tcPr>
+          <w:p>
+            <w:pPr>
+              <w:jc w:val="left"/>
+              <w:spacing w:after="20" w:before="20" w:line="240" w:lineRule="auto"/>
+            </w:pPr>
+            <w:r>
+              <w:rPr>
+                <w:rFonts w:ascii="Arial" w:hAnsi="Arial"/>
+                <w:sz w:val="18"/>
+              </w:rPr>
+              <w:t xml:space="preserve"/>
+            </w:r>
+          </w:p>
+        </w:tc>
+      </w:tr>
+      <w:tr>
+        <w:tc>
+          <w:tcPr>
+            <w:tcW w:w="900" w:type="dxa"/>
+            <w:vAlign w:val="center"/>
+          </w:tcPr>
+          <w:p>
+            <w:pPr>
+              <w:jc w:val="center"/>
+              <w:spacing w:after="20" w:before="20" w:line="240" w:lineRule="auto"/>
+            </w:pPr>
+            <w:r>
+              <w:rPr>
+                <w:rFonts w:ascii="Arial" w:hAnsi="Arial"/>
+                <w:sz w:val="18"/>
+              </w:rPr>
+              <w:t xml:space="preserve">193</w:t>
+            </w:r>
+          </w:p>
+        </w:tc>
+        <w:tc>
+          <w:tcPr>
+            <w:tcW w:w="1700" w:type="dxa"/>
+            <w:vAlign w:val="center"/>
+          </w:tcPr>
+          <w:p>
+            <w:pPr>
+              <w:jc w:val="center"/>
+              <w:spacing w:after="20" w:before="20" w:line="240" w:lineRule="auto"/>
+            </w:pPr>
+            <w:r>
+              <w:rPr>
+                <w:rFonts w:ascii="Arial" w:hAnsi="Arial"/>
+                <w:sz w:val="18"/>
+              </w:rPr>
+              <w:t xml:space="preserve">AL CFO PM</w:t>
+            </w:r>
+          </w:p>
+        </w:tc>
+        <w:tc>
+          <w:tcPr>
+            <w:tcW w:w="4500" w:type="dxa"/>
+            <w:vAlign w:val="center"/>
+          </w:tcPr>
+          <w:p>
+            <w:pPr>
+              <w:jc w:val="left"/>
+              <w:spacing w:after="20" w:before="20" w:line="240" w:lineRule="auto"/>
+            </w:pPr>
+            <w:r>
+              <w:rPr>
+                <w:rFonts w:ascii="Arial" w:hAnsi="Arial"/>
+                <w:sz w:val="18"/>
+              </w:rPr>
+              <w:t xml:space="preserve">MÁRCIO LEITE</w:t>
+            </w:r>
+          </w:p>
+        </w:tc>
+        <w:tc>
+          <w:tcPr>
+            <w:tcW w:w="2500" w:type="dxa"/>
+            <w:vAlign w:val="center"/>
+          </w:tcPr>
+          <w:p>
+            <w:pPr>
+              <w:jc w:val="left"/>
+              <w:spacing w:after="20" w:before="20" w:line="240" w:lineRule="auto"/>
+            </w:pPr>
+            <w:r>
+              <w:rPr>
+                <w:rFonts w:ascii="Arial" w:hAnsi="Arial"/>
+                <w:sz w:val="18"/>
+              </w:rPr>
+              <w:t xml:space="preserve"/>
+            </w:r>
+          </w:p>
+        </w:tc>
+      </w:tr>
+      <w:tr>
+        <w:tc>
+          <w:tcPr>
+            <w:tcW w:w="900" w:type="dxa"/>
+            <w:vAlign w:val="center"/>
+          </w:tcPr>
+          <w:p>
+            <w:pPr>
+              <w:jc w:val="center"/>
+              <w:spacing w:after="20" w:before="20" w:line="240" w:lineRule="auto"/>
+            </w:pPr>
+            <w:r>
+              <w:rPr>
+                <w:rFonts w:ascii="Arial" w:hAnsi="Arial"/>
+                <w:sz w:val="18"/>
+              </w:rPr>
+              <w:t xml:space="preserve">198</w:t>
+            </w:r>
+          </w:p>
+        </w:tc>
+        <w:tc>
+          <w:tcPr>
+            <w:tcW w:w="1700" w:type="dxa"/>
+            <w:vAlign w:val="center"/>
+          </w:tcPr>
+          <w:p>
+            <w:pPr>
+              <w:jc w:val="center"/>
+              <w:spacing w:after="20" w:before="20" w:line="240" w:lineRule="auto"/>
+            </w:pPr>
+            <w:r>
+              <w:rPr>
+                <w:rFonts w:ascii="Arial" w:hAnsi="Arial"/>
+                <w:sz w:val="18"/>
+              </w:rPr>
+              <w:t xml:space="preserve">AL CFO PM</w:t>
+            </w:r>
+          </w:p>
+        </w:tc>
+        <w:tc>
+          <w:tcPr>
+            <w:tcW w:w="4500" w:type="dxa"/>
+            <w:vAlign w:val="center"/>
+          </w:tcPr>
+          <w:p>
+            <w:pPr>
+              <w:jc w:val="left"/>
+              <w:spacing w:after="20" w:before="20" w:line="240" w:lineRule="auto"/>
+            </w:pPr>
+            <w:r>
+              <w:rPr>
+                <w:rFonts w:ascii="Arial" w:hAnsi="Arial"/>
+                <w:sz w:val="18"/>
+              </w:rPr>
+              <w:t xml:space="preserve">MARCELO</w:t>
+            </w:r>
+          </w:p>
+        </w:tc>
+        <w:tc>
+          <w:tcPr>
+            <w:tcW w:w="2500" w:type="dxa"/>
+            <w:vAlign w:val="center"/>
+          </w:tcPr>
+          <w:p>
+            <w:pPr>
+              <w:jc w:val="left"/>
+              <w:spacing w:after="20" w:before="20" w:line="240" w:lineRule="auto"/>
+            </w:pPr>
+            <w:r>
+              <w:rPr>
+                <w:rFonts w:ascii="Arial" w:hAnsi="Arial"/>
+                <w:sz w:val="18"/>
+              </w:rPr>
+              <w:t xml:space="preserve"/>
+            </w:r>
+          </w:p>
+        </w:tc>
+      </w:tr>
+      <w:tr>
+        <w:tc>
+          <w:tcPr>
+            <w:tcW w:w="900" w:type="dxa"/>
+            <w:vAlign w:val="center"/>
+          </w:tcPr>
+          <w:p>
+            <w:pPr>
+              <w:jc w:val="center"/>
+              <w:spacing w:after="20" w:before="20" w:line="240" w:lineRule="auto"/>
+            </w:pPr>
+            <w:r>
+              <w:rPr>
+                <w:rFonts w:ascii="Arial" w:hAnsi="Arial"/>
+                <w:sz w:val="18"/>
+              </w:rPr>
+              <w:t xml:space="preserve">202</w:t>
+            </w:r>
+          </w:p>
+        </w:tc>
+        <w:tc>
+          <w:tcPr>
+            <w:tcW w:w="1700" w:type="dxa"/>
+            <w:vAlign w:val="center"/>
+          </w:tcPr>
+          <w:p>
+            <w:pPr>
+              <w:jc w:val="center"/>
+              <w:spacing w:after="20" w:before="20" w:line="240" w:lineRule="auto"/>
+            </w:pPr>
+            <w:r>
+              <w:rPr>
+                <w:rFonts w:ascii="Arial" w:hAnsi="Arial"/>
+                <w:sz w:val="18"/>
+              </w:rPr>
+              <w:t xml:space="preserve">AL CFO PM</w:t>
+            </w:r>
+          </w:p>
+        </w:tc>
+        <w:tc>
+          <w:tcPr>
+            <w:tcW w:w="4500" w:type="dxa"/>
+            <w:vAlign w:val="center"/>
+          </w:tcPr>
+          <w:p>
+            <w:pPr>
+              <w:jc w:val="left"/>
+              <w:spacing w:after="20" w:before="20" w:line="240" w:lineRule="auto"/>
+            </w:pPr>
+            <w:r>
+              <w:rPr>
+                <w:rFonts w:ascii="Arial" w:hAnsi="Arial"/>
+                <w:sz w:val="18"/>
+              </w:rPr>
+              <w:t xml:space="preserve">FERRAZ</w:t>
             </w:r>
           </w:p>
         </w:tc>
@@ -643,7 +2203,7 @@
                 <w:sz w:val="18"/>
                 <w:b/>
               </w:rPr>
-              <w:t xml:space="preserve">TOTAL PLANTÃO: 5</w:t>
+              <w:t xml:space="preserve">TOTAL PLANTÃO: 25</w:t>
             </w:r>
           </w:p>
         </w:tc>
